--- a/Templates/умерший/Решение Умерший старый.docx
+++ b/Templates/умерший/Решение Умерший старый.docx
@@ -448,7 +448,7 @@
         <w:rPr>
           <w:rFonts w:ascii="Times New Roman" w:hAnsi="Times New Roman"/>
         </w:rPr>
-        <w:t>В обоснование заявления заявитель указывает, что должник имеет неисполненные обязательства по кредитным договорам от [100] № [110], от [101] № [111], от [102] № [112], от [103] № [113], от [104] № [114], от [105] № [115] в размере [12] руб., из них основного долга в размере [13] руб., просроченных процентов в размере [14]руб., неустойки в размере [15] руб.</w:t>
+        <w:t>В обоснование заявления заявитель указывает, что должник имеет неисполненные обязательства по кредитным договорам от [100] № [110], от [101] № [111], от [102] № [112], от [103] № [113], от [104] № [114], от [105] № [115] в размере [12] руб., из них основного долга в размере [13] руб., просроченных процентов в размере [14] руб., неустойки в размере [15] руб.</w:t>
       </w:r>
     </w:p>
     <w:p>
